--- a/Code/QSPI_ReadWrite_MIXIC/Program description.docx
+++ b/Code/QSPI_ReadWrite_MIXIC/Program description.docx
@@ -1,129 +1,75 @@
 
 <file path=word/document.xml><?xml version="1.0" encoding="utf-8"?>
-<w:document xmlns:wpc="http://schemas.microsoft.com/office/word/2010/wordprocessingCanvas" xmlns:mc="http://schemas.openxmlformats.org/markup-compatibility/2006" xmlns:o="urn:schemas-microsoft-com:office:office" xmlns:r="http://schemas.openxmlformats.org/officeDocument/2006/relationships" xmlns:m="http://schemas.openxmlformats.org/officeDocument/2006/math" xmlns:v="urn:schemas-microsoft-com:vml" xmlns:wp14="http://schemas.microsoft.com/office/word/2010/wordprocessingDrawing" xmlns:wp="http://schemas.openxmlformats.org/drawingml/2006/wordprocessingDrawing" xmlns:w10="urn:schemas-microsoft-com:office:word" xmlns:w="http://schemas.openxmlformats.org/wordprocessingml/2006/main" xmlns:w14="http://schemas.microsoft.com/office/word/2010/wordml" xmlns:wpg="http://schemas.microsoft.com/office/word/2010/wordprocessingGroup" xmlns:wpi="http://schemas.microsoft.com/office/word/2010/wordprocessingInk" xmlns:wne="http://schemas.microsoft.com/office/word/2006/wordml" xmlns:wps="http://schemas.microsoft.com/office/word/2010/wordprocessingShape" mc:Ignorable="w14 wp14">
+<w:document xmlns:ve="http://schemas.openxmlformats.org/markup-compatibility/2006" xmlns:o="urn:schemas-microsoft-com:office:office" xmlns:r="http://schemas.openxmlformats.org/officeDocument/2006/relationships" xmlns:m="http://schemas.openxmlformats.org/officeDocument/2006/math" xmlns:v="urn:schemas-microsoft-com:vml" xmlns:wp="http://schemas.openxmlformats.org/drawingml/2006/wordprocessingDrawing" xmlns:w10="urn:schemas-microsoft-com:office:word" xmlns:w="http://schemas.openxmlformats.org/wordprocessingml/2006/main" xmlns:wne="http://schemas.microsoft.com/office/word/2006/wordml">
   <w:body>
     <w:p>
+      <w:r>
+        <w:t>Program Source</w:t>
+      </w:r>
       <w:r>
         <w:rPr>
           <w:rFonts w:hint="eastAsia"/>
         </w:rPr>
-        <w:t>程序出处：</w:t>
+        <w:t>：</w:t>
       </w:r>
     </w:p>
     <w:p>
       <w:r>
-        <w:t>STM32Cube_FW_H7_V1.5.0\Projects\STM32H747I-EVAL\Examples\QSPI\QSPI_MemoryMappedDual</w:t>
+        <w:t>STM32H747XIH6-CD</w:t>
+      </w:r>
+      <w:r>
+        <w:t>/</w:t>
+      </w:r>
+      <w:r>
+        <w:t>Code</w:t>
+      </w:r>
+      <w:r>
+        <w:t>/</w:t>
+      </w:r>
+      <w:r>
+        <w:t>QSPI_ReadWrite_MIXIC</w:t>
       </w:r>
     </w:p>
     <w:p/>
     <w:p>
       <w:r>
-        <w:rPr>
-          <w:rFonts w:hint="eastAsia"/>
-        </w:rPr>
-        <w:t>功能：</w:t>
-      </w:r>
-    </w:p>
-    <w:p>
-      <w:r>
-        <w:rPr>
-          <w:rFonts w:hint="eastAsia"/>
-        </w:rPr>
-        <w:t>QSPI Flash</w:t>
+        <w:t>Function</w:t>
       </w:r>
       <w:r>
         <w:rPr>
           <w:rFonts w:hint="eastAsia"/>
         </w:rPr>
-        <w:t>的读、写测试程序，程序将</w:t>
+        <w:t>：</w:t>
+      </w:r>
+    </w:p>
+    <w:p>
+      <w:r>
+        <w:t>QSPI Flash read and write test program, the program remaps the QSPI Flash running address to 0x90000000.</w:t>
+      </w:r>
+    </w:p>
+    <w:p/>
+    <w:p>
+      <w:r>
+        <w:t>Test Method</w:t>
       </w:r>
       <w:r>
         <w:rPr>
           <w:rFonts w:hint="eastAsia"/>
         </w:rPr>
-        <w:t>QSPI Flash</w:t>
-      </w:r>
-      <w:r>
-        <w:rPr>
-          <w:rFonts w:hint="eastAsia"/>
-        </w:rPr>
-        <w:t>的运行地址重映射到</w:t>
-      </w:r>
-      <w:r>
-        <w:t>0x90000000</w:t>
-      </w:r>
-      <w:r>
-        <w:rPr>
-          <w:rFonts w:hint="eastAsia"/>
-        </w:rPr>
-        <w:t>的位置</w:t>
-      </w:r>
-      <w:r>
-        <w:rPr>
-          <w:rFonts w:hint="eastAsia"/>
-        </w:rPr>
-        <w:t>。</w:t>
-      </w:r>
-    </w:p>
-    <w:p/>
-    <w:p>
-      <w:r>
-        <w:rPr>
-          <w:rFonts w:hint="eastAsia"/>
-        </w:rPr>
-        <w:t>测试方法：</w:t>
+        <w:t>：</w:t>
       </w:r>
     </w:p>
     <w:p>
       <w:pPr>
-        <w:pStyle w:val="a4"/>
+        <w:pStyle w:val="a5"/>
         <w:numPr>
           <w:ilvl w:val="0"/>
-          <w:numId w:val="8"/>
+          <w:numId w:val="9"/>
         </w:numPr>
         <w:ind w:firstLineChars="0"/>
       </w:pPr>
       <w:r>
-        <w:rPr>
-          <w:rFonts w:hint="eastAsia"/>
-        </w:rPr>
-        <w:t>按下图选</w:t>
-      </w:r>
-      <w:r>
-        <w:rPr>
-          <w:rFonts w:hint="eastAsia"/>
-        </w:rPr>
-        <w:t>M4</w:t>
-      </w:r>
-      <w:r>
-        <w:rPr>
-          <w:rFonts w:hint="eastAsia"/>
-        </w:rPr>
-        <w:t>内核的配置然后点击</w:t>
-      </w:r>
-      <w:r>
-        <w:rPr>
-          <w:rFonts w:hint="eastAsia"/>
-        </w:rPr>
-        <w:t>LOAD</w:t>
-      </w:r>
-      <w:r>
-        <w:rPr>
-          <w:rFonts w:hint="eastAsia"/>
-        </w:rPr>
-        <w:t>按钮下载</w:t>
-      </w:r>
-      <w:r>
-        <w:rPr>
-          <w:rFonts w:hint="eastAsia"/>
-        </w:rPr>
-        <w:t>M4</w:t>
-      </w:r>
-      <w:r>
-        <w:rPr>
-          <w:rFonts w:hint="eastAsia"/>
-        </w:rPr>
-        <w:t>内核的程序。</w:t>
+        <w:t>Select the M4 core configuration as shown below and click the LOAD button to download the M4 core program.</w:t>
       </w:r>
     </w:p>
     <w:p>
@@ -131,9 +77,10 @@
         <w:rPr>
           <w:rFonts w:hint="eastAsia"/>
           <w:noProof/>
+          <w:lang w:eastAsia="en-US"/>
         </w:rPr>
         <w:drawing>
-          <wp:inline distT="0" distB="0" distL="0" distR="0" wp14:anchorId="7764B6EC" wp14:editId="6DCA8454">
+          <wp:inline distT="0" distB="0" distL="0" distR="0">
             <wp:extent cx="2415916" cy="625642"/>
             <wp:effectExtent l="0" t="0" r="3810" b="3175"/>
             <wp:docPr id="3" name="图片 3"/>
@@ -150,10 +97,10 @@
                     </pic:cNvPicPr>
                   </pic:nvPicPr>
                   <pic:blipFill>
-                    <a:blip r:embed="rId8">
+                    <a:blip r:embed="rId7" cstate="print">
                       <a:extLst>
                         <a:ext uri="{28A0092B-C50C-407E-A947-70E740481C1C}">
-                          <a14:useLocalDpi xmlns:a14="http://schemas.microsoft.com/office/drawing/2010/main" val="0"/>
+                          <a14:useLocalDpi xmlns:a14="http://schemas.microsoft.com/office/drawing/2010/main" xmlns:wps="http://schemas.microsoft.com/office/word/2010/wordprocessingShape" xmlns:wpi="http://schemas.microsoft.com/office/word/2010/wordprocessingInk" xmlns:wpg="http://schemas.microsoft.com/office/word/2010/wordprocessingGroup" xmlns:w14="http://schemas.microsoft.com/office/word/2010/wordml" xmlns:w="http://schemas.openxmlformats.org/wordprocessingml/2006/main" xmlns:w10="urn:schemas-microsoft-com:office:word" xmlns:wp14="http://schemas.microsoft.com/office/word/2010/wordprocessingDrawing" xmlns:v="urn:schemas-microsoft-com:vml" xmlns:o="urn:schemas-microsoft-com:office:office" xmlns:mc="http://schemas.openxmlformats.org/markup-compatibility/2006" xmlns:wpc="http://schemas.microsoft.com/office/word/2010/wordprocessingCanvas" xmlns="" val="0"/>
                         </a:ext>
                       </a:extLst>
                     </a:blip>
@@ -184,63 +131,25 @@
     </w:p>
     <w:p>
       <w:pPr>
-        <w:pStyle w:val="a4"/>
+        <w:pStyle w:val="a5"/>
         <w:numPr>
           <w:ilvl w:val="0"/>
-          <w:numId w:val="8"/>
+          <w:numId w:val="9"/>
         </w:numPr>
         <w:ind w:firstLineChars="0"/>
       </w:pPr>
       <w:r>
-        <w:rPr>
-          <w:rFonts w:hint="eastAsia"/>
-        </w:rPr>
-        <w:t>按下图选</w:t>
-      </w:r>
-      <w:r>
-        <w:rPr>
-          <w:rFonts w:hint="eastAsia"/>
-        </w:rPr>
-        <w:t>M7</w:t>
-      </w:r>
-      <w:r>
-        <w:rPr>
-          <w:rFonts w:hint="eastAsia"/>
-        </w:rPr>
-        <w:t>内核的配置然后点击</w:t>
-      </w:r>
-      <w:r>
-        <w:rPr>
-          <w:rFonts w:hint="eastAsia"/>
-        </w:rPr>
-        <w:t>LOAD</w:t>
-      </w:r>
-      <w:r>
-        <w:rPr>
-          <w:rFonts w:hint="eastAsia"/>
-        </w:rPr>
-        <w:t>按钮下载</w:t>
-      </w:r>
-      <w:r>
-        <w:rPr>
-          <w:rFonts w:hint="eastAsia"/>
-        </w:rPr>
-        <w:t>M7</w:t>
-      </w:r>
-      <w:r>
-        <w:rPr>
-          <w:rFonts w:hint="eastAsia"/>
-        </w:rPr>
-        <w:t>内核的程序。</w:t>
+        <w:t>Select the M7 core configuration as shown below and click the LOAD button to download the M7 core program.</w:t>
       </w:r>
     </w:p>
     <w:p>
       <w:r>
         <w:rPr>
           <w:noProof/>
+          <w:lang w:eastAsia="en-US"/>
         </w:rPr>
         <w:drawing>
-          <wp:inline distT="0" distB="0" distL="0" distR="0" wp14:anchorId="0D436974" wp14:editId="6E314002">
+          <wp:inline distT="0" distB="0" distL="0" distR="0">
             <wp:extent cx="2440005" cy="643340"/>
             <wp:effectExtent l="0" t="0" r="0" b="4445"/>
             <wp:docPr id="2" name="图片 2"/>
@@ -257,10 +166,10 @@
                     </pic:cNvPicPr>
                   </pic:nvPicPr>
                   <pic:blipFill>
-                    <a:blip r:embed="rId9">
+                    <a:blip r:embed="rId8" cstate="print">
                       <a:extLst>
                         <a:ext uri="{28A0092B-C50C-407E-A947-70E740481C1C}">
-                          <a14:useLocalDpi xmlns:a14="http://schemas.microsoft.com/office/drawing/2010/main" val="0"/>
+                          <a14:useLocalDpi xmlns:a14="http://schemas.microsoft.com/office/drawing/2010/main" xmlns:wps="http://schemas.microsoft.com/office/word/2010/wordprocessingShape" xmlns:wpi="http://schemas.microsoft.com/office/word/2010/wordprocessingInk" xmlns:wpg="http://schemas.microsoft.com/office/word/2010/wordprocessingGroup" xmlns:w14="http://schemas.microsoft.com/office/word/2010/wordml" xmlns:w="http://schemas.openxmlformats.org/wordprocessingml/2006/main" xmlns:w10="urn:schemas-microsoft-com:office:word" xmlns:wp14="http://schemas.microsoft.com/office/word/2010/wordprocessingDrawing" xmlns:v="urn:schemas-microsoft-com:vml" xmlns:o="urn:schemas-microsoft-com:office:office" xmlns:mc="http://schemas.openxmlformats.org/markup-compatibility/2006" xmlns:wpc="http://schemas.microsoft.com/office/word/2010/wordprocessingCanvas" xmlns="" val="0"/>
                         </a:ext>
                       </a:extLst>
                     </a:blip>
@@ -291,95 +200,18 @@
     </w:p>
     <w:p>
       <w:pPr>
-        <w:pStyle w:val="a4"/>
+        <w:pStyle w:val="a5"/>
         <w:numPr>
           <w:ilvl w:val="0"/>
-          <w:numId w:val="8"/>
+          <w:numId w:val="9"/>
         </w:numPr>
         <w:ind w:firstLineChars="0"/>
       </w:pPr>
-      <w:r>
-        <w:rPr>
-          <w:rFonts w:hint="eastAsia"/>
-        </w:rPr>
-        <w:t>程序</w:t>
-      </w:r>
-      <w:r>
-        <w:rPr>
-          <w:rFonts w:hint="eastAsia"/>
-        </w:rPr>
-        <w:t>运行后</w:t>
-      </w:r>
-      <w:r>
-        <w:rPr>
-          <w:rFonts w:hint="eastAsia"/>
-        </w:rPr>
-        <w:t>将</w:t>
-      </w:r>
-      <w:proofErr w:type="spellStart"/>
-      <w:r>
-        <w:t>aTxBuffer</w:t>
-      </w:r>
-      <w:proofErr w:type="spellEnd"/>
-      <w:r>
-        <w:rPr>
-          <w:rFonts w:hint="eastAsia"/>
-        </w:rPr>
-        <w:t>里面的数据写入到外部</w:t>
-      </w:r>
-      <w:r>
-        <w:rPr>
-          <w:rFonts w:hint="eastAsia"/>
-        </w:rPr>
-        <w:t>QSPI Flash</w:t>
-      </w:r>
-      <w:r>
-        <w:rPr>
-          <w:rFonts w:hint="eastAsia"/>
-        </w:rPr>
-        <w:t>，数据写入后将</w:t>
-      </w:r>
-      <w:r>
-        <w:rPr>
-          <w:rFonts w:hint="eastAsia"/>
-        </w:rPr>
-        <w:t>QSPI Flash</w:t>
-      </w:r>
-      <w:r>
-        <w:rPr>
-          <w:rFonts w:hint="eastAsia"/>
-        </w:rPr>
-        <w:t>的空间重映射到</w:t>
-      </w:r>
-      <w:r>
-        <w:t>0x90000000</w:t>
-      </w:r>
-      <w:r>
-        <w:rPr>
-          <w:rFonts w:hint="eastAsia"/>
-        </w:rPr>
-        <w:t>的位置</w:t>
-      </w:r>
-      <w:r>
-        <w:rPr>
-          <w:rFonts w:hint="eastAsia"/>
-        </w:rPr>
-        <w:t>当作一个内存来使用，程序通过内存比较的方式来比较写入的内容，数据正确的话</w:t>
-      </w:r>
-      <w:r>
-        <w:rPr>
-          <w:rFonts w:hint="eastAsia"/>
-        </w:rPr>
-        <w:t>LED</w:t>
-      </w:r>
-      <w:r>
-        <w:rPr>
-          <w:rFonts w:hint="eastAsia"/>
-        </w:rPr>
-        <w:t>亮。</w:t>
-      </w:r>
       <w:bookmarkStart w:id="0" w:name="_GoBack"/>
       <w:bookmarkEnd w:id="0"/>
+      <w:r>
+        <w:t>After the program runs, the data in aTxBuffer is written to the external QSPI Flash. After the data is written, the QSPI Flash space is remapped to the location of 0x90000000 and used as a memory. The program compares the written content through memory comparison. If the data is correct, the LED will light up.</w:t>
+      </w:r>
     </w:p>
     <w:p/>
     <w:sectPr>
@@ -393,7 +225,7 @@
 </file>
 
 <file path=word/endnotes.xml><?xml version="1.0" encoding="utf-8"?>
-<w:endnotes xmlns:wpc="http://schemas.microsoft.com/office/word/2010/wordprocessingCanvas" xmlns:mc="http://schemas.openxmlformats.org/markup-compatibility/2006" xmlns:o="urn:schemas-microsoft-com:office:office" xmlns:r="http://schemas.openxmlformats.org/officeDocument/2006/relationships" xmlns:m="http://schemas.openxmlformats.org/officeDocument/2006/math" xmlns:v="urn:schemas-microsoft-com:vml" xmlns:wp14="http://schemas.microsoft.com/office/word/2010/wordprocessingDrawing" xmlns:wp="http://schemas.openxmlformats.org/drawingml/2006/wordprocessingDrawing" xmlns:w10="urn:schemas-microsoft-com:office:word" xmlns:w="http://schemas.openxmlformats.org/wordprocessingml/2006/main" xmlns:w14="http://schemas.microsoft.com/office/word/2010/wordml" xmlns:wpg="http://schemas.microsoft.com/office/word/2010/wordprocessingGroup" xmlns:wpi="http://schemas.microsoft.com/office/word/2010/wordprocessingInk" xmlns:wne="http://schemas.microsoft.com/office/word/2006/wordml" xmlns:wps="http://schemas.microsoft.com/office/word/2010/wordprocessingShape" mc:Ignorable="w14 wp14">
+<w:endnotes xmlns:ve="http://schemas.openxmlformats.org/markup-compatibility/2006" xmlns:o="urn:schemas-microsoft-com:office:office" xmlns:r="http://schemas.openxmlformats.org/officeDocument/2006/relationships" xmlns:m="http://schemas.openxmlformats.org/officeDocument/2006/math" xmlns:v="urn:schemas-microsoft-com:vml" xmlns:wp="http://schemas.openxmlformats.org/drawingml/2006/wordprocessingDrawing" xmlns:w10="urn:schemas-microsoft-com:office:word" xmlns:w="http://schemas.openxmlformats.org/wordprocessingml/2006/main" xmlns:wne="http://schemas.microsoft.com/office/word/2006/wordml">
   <w:endnote w:type="separator" w:id="-1">
     <w:p>
       <w:r>
@@ -412,7 +244,7 @@
 </file>
 
 <file path=word/footnotes.xml><?xml version="1.0" encoding="utf-8"?>
-<w:footnotes xmlns:wpc="http://schemas.microsoft.com/office/word/2010/wordprocessingCanvas" xmlns:mc="http://schemas.openxmlformats.org/markup-compatibility/2006" xmlns:o="urn:schemas-microsoft-com:office:office" xmlns:r="http://schemas.openxmlformats.org/officeDocument/2006/relationships" xmlns:m="http://schemas.openxmlformats.org/officeDocument/2006/math" xmlns:v="urn:schemas-microsoft-com:vml" xmlns:wp14="http://schemas.microsoft.com/office/word/2010/wordprocessingDrawing" xmlns:wp="http://schemas.openxmlformats.org/drawingml/2006/wordprocessingDrawing" xmlns:w10="urn:schemas-microsoft-com:office:word" xmlns:w="http://schemas.openxmlformats.org/wordprocessingml/2006/main" xmlns:w14="http://schemas.microsoft.com/office/word/2010/wordml" xmlns:wpg="http://schemas.microsoft.com/office/word/2010/wordprocessingGroup" xmlns:wpi="http://schemas.microsoft.com/office/word/2010/wordprocessingInk" xmlns:wne="http://schemas.microsoft.com/office/word/2006/wordml" xmlns:wps="http://schemas.microsoft.com/office/word/2010/wordprocessingShape" mc:Ignorable="w14 wp14">
+<w:footnotes xmlns:ve="http://schemas.openxmlformats.org/markup-compatibility/2006" xmlns:o="urn:schemas-microsoft-com:office:office" xmlns:r="http://schemas.openxmlformats.org/officeDocument/2006/relationships" xmlns:m="http://schemas.openxmlformats.org/officeDocument/2006/math" xmlns:v="urn:schemas-microsoft-com:vml" xmlns:wp="http://schemas.openxmlformats.org/drawingml/2006/wordprocessingDrawing" xmlns:w10="urn:schemas-microsoft-com:office:word" xmlns:w="http://schemas.openxmlformats.org/wordprocessingml/2006/main" xmlns:wne="http://schemas.microsoft.com/office/word/2006/wordml">
   <w:footnote w:type="separator" w:id="-1">
     <w:p>
       <w:r>
@@ -431,7 +263,7 @@
 </file>
 
 <file path=word/numbering.xml><?xml version="1.0" encoding="utf-8"?>
-<w:numbering xmlns:wpc="http://schemas.microsoft.com/office/word/2010/wordprocessingCanvas" xmlns:mc="http://schemas.openxmlformats.org/markup-compatibility/2006" xmlns:o="urn:schemas-microsoft-com:office:office" xmlns:r="http://schemas.openxmlformats.org/officeDocument/2006/relationships" xmlns:m="http://schemas.openxmlformats.org/officeDocument/2006/math" xmlns:v="urn:schemas-microsoft-com:vml" xmlns:wp14="http://schemas.microsoft.com/office/word/2010/wordprocessingDrawing" xmlns:wp="http://schemas.openxmlformats.org/drawingml/2006/wordprocessingDrawing" xmlns:w10="urn:schemas-microsoft-com:office:word" xmlns:w="http://schemas.openxmlformats.org/wordprocessingml/2006/main" xmlns:w14="http://schemas.microsoft.com/office/word/2010/wordml" xmlns:wpg="http://schemas.microsoft.com/office/word/2010/wordprocessingGroup" xmlns:wpi="http://schemas.microsoft.com/office/word/2010/wordprocessingInk" xmlns:wne="http://schemas.microsoft.com/office/word/2006/wordml" xmlns:wps="http://schemas.microsoft.com/office/word/2010/wordprocessingShape" mc:Ignorable="w14 wp14">
+<w:numbering xmlns:ve="http://schemas.openxmlformats.org/markup-compatibility/2006" xmlns:o="urn:schemas-microsoft-com:office:office" xmlns:r="http://schemas.openxmlformats.org/officeDocument/2006/relationships" xmlns:m="http://schemas.openxmlformats.org/officeDocument/2006/math" xmlns:v="urn:schemas-microsoft-com:vml" xmlns:wp="http://schemas.openxmlformats.org/drawingml/2006/wordprocessingDrawing" xmlns:w10="urn:schemas-microsoft-com:office:word" xmlns:w="http://schemas.openxmlformats.org/wordprocessingml/2006/main" xmlns:wne="http://schemas.microsoft.com/office/word/2006/wordml">
   <w:abstractNum w:abstractNumId="0">
     <w:nsid w:val="109673CC"/>
     <w:multiLevelType w:val="hybridMultilevel"/>
@@ -659,6 +491,95 @@
     </w:lvl>
   </w:abstractNum>
   <w:abstractNum w:abstractNumId="2">
+    <w:nsid w:val="15F80750"/>
+    <w:multiLevelType w:val="hybridMultilevel"/>
+    <w:tmpl w:val="98C40332"/>
+    <w:lvl w:ilvl="0" w:tplc="88F80C48">
+      <w:start w:val="1"/>
+      <w:numFmt w:val="decimal"/>
+      <w:lvlText w:val="%1)"/>
+      <w:lvlJc w:val="left"/>
+      <w:pPr>
+        <w:ind w:left="360" w:hanging="360"/>
+      </w:pPr>
+      <w:rPr>
+        <w:rFonts w:hint="default"/>
+      </w:rPr>
+    </w:lvl>
+    <w:lvl w:ilvl="1" w:tplc="04090019" w:tentative="1">
+      <w:start w:val="1"/>
+      <w:numFmt w:val="lowerLetter"/>
+      <w:lvlText w:val="%2."/>
+      <w:lvlJc w:val="left"/>
+      <w:pPr>
+        <w:ind w:left="1080" w:hanging="360"/>
+      </w:pPr>
+    </w:lvl>
+    <w:lvl w:ilvl="2" w:tplc="0409001B" w:tentative="1">
+      <w:start w:val="1"/>
+      <w:numFmt w:val="lowerRoman"/>
+      <w:lvlText w:val="%3."/>
+      <w:lvlJc w:val="right"/>
+      <w:pPr>
+        <w:ind w:left="1800" w:hanging="180"/>
+      </w:pPr>
+    </w:lvl>
+    <w:lvl w:ilvl="3" w:tplc="0409000F" w:tentative="1">
+      <w:start w:val="1"/>
+      <w:numFmt w:val="decimal"/>
+      <w:lvlText w:val="%4."/>
+      <w:lvlJc w:val="left"/>
+      <w:pPr>
+        <w:ind w:left="2520" w:hanging="360"/>
+      </w:pPr>
+    </w:lvl>
+    <w:lvl w:ilvl="4" w:tplc="04090019" w:tentative="1">
+      <w:start w:val="1"/>
+      <w:numFmt w:val="lowerLetter"/>
+      <w:lvlText w:val="%5."/>
+      <w:lvlJc w:val="left"/>
+      <w:pPr>
+        <w:ind w:left="3240" w:hanging="360"/>
+      </w:pPr>
+    </w:lvl>
+    <w:lvl w:ilvl="5" w:tplc="0409001B" w:tentative="1">
+      <w:start w:val="1"/>
+      <w:numFmt w:val="lowerRoman"/>
+      <w:lvlText w:val="%6."/>
+      <w:lvlJc w:val="right"/>
+      <w:pPr>
+        <w:ind w:left="3960" w:hanging="180"/>
+      </w:pPr>
+    </w:lvl>
+    <w:lvl w:ilvl="6" w:tplc="0409000F" w:tentative="1">
+      <w:start w:val="1"/>
+      <w:numFmt w:val="decimal"/>
+      <w:lvlText w:val="%7."/>
+      <w:lvlJc w:val="left"/>
+      <w:pPr>
+        <w:ind w:left="4680" w:hanging="360"/>
+      </w:pPr>
+    </w:lvl>
+    <w:lvl w:ilvl="7" w:tplc="04090019" w:tentative="1">
+      <w:start w:val="1"/>
+      <w:numFmt w:val="lowerLetter"/>
+      <w:lvlText w:val="%8."/>
+      <w:lvlJc w:val="left"/>
+      <w:pPr>
+        <w:ind w:left="5400" w:hanging="360"/>
+      </w:pPr>
+    </w:lvl>
+    <w:lvl w:ilvl="8" w:tplc="0409001B" w:tentative="1">
+      <w:start w:val="1"/>
+      <w:numFmt w:val="lowerRoman"/>
+      <w:lvlText w:val="%9."/>
+      <w:lvlJc w:val="right"/>
+      <w:pPr>
+        <w:ind w:left="6120" w:hanging="180"/>
+      </w:pPr>
+    </w:lvl>
+  </w:abstractNum>
+  <w:abstractNum w:abstractNumId="3">
     <w:nsid w:val="19EB037A"/>
     <w:multiLevelType w:val="hybridMultilevel"/>
     <w:tmpl w:val="2B76D340"/>
@@ -771,7 +692,7 @@
       </w:rPr>
     </w:lvl>
   </w:abstractNum>
-  <w:abstractNum w:abstractNumId="3">
+  <w:abstractNum w:abstractNumId="4">
     <w:nsid w:val="20AD37AB"/>
     <w:multiLevelType w:val="hybridMultilevel"/>
     <w:tmpl w:val="BE2058A8"/>
@@ -884,7 +805,7 @@
       </w:rPr>
     </w:lvl>
   </w:abstractNum>
-  <w:abstractNum w:abstractNumId="4">
+  <w:abstractNum w:abstractNumId="5">
     <w:nsid w:val="2D4E3595"/>
     <w:multiLevelType w:val="hybridMultilevel"/>
     <w:tmpl w:val="C3B2306E"/>
@@ -997,7 +918,7 @@
       </w:rPr>
     </w:lvl>
   </w:abstractNum>
-  <w:abstractNum w:abstractNumId="5">
+  <w:abstractNum w:abstractNumId="6">
     <w:nsid w:val="345B4817"/>
     <w:multiLevelType w:val="hybridMultilevel"/>
     <w:tmpl w:val="B2063254"/>
@@ -1110,7 +1031,96 @@
       </w:rPr>
     </w:lvl>
   </w:abstractNum>
-  <w:abstractNum w:abstractNumId="6">
+  <w:abstractNum w:abstractNumId="7">
+    <w:nsid w:val="4DF75556"/>
+    <w:multiLevelType w:val="hybridMultilevel"/>
+    <w:tmpl w:val="B1800DAE"/>
+    <w:lvl w:ilvl="0" w:tplc="4A9EFB98">
+      <w:start w:val="2"/>
+      <w:numFmt w:val="decimal"/>
+      <w:lvlText w:val="%1"/>
+      <w:lvlJc w:val="left"/>
+      <w:pPr>
+        <w:ind w:left="720" w:hanging="360"/>
+      </w:pPr>
+      <w:rPr>
+        <w:rFonts w:hint="default"/>
+      </w:rPr>
+    </w:lvl>
+    <w:lvl w:ilvl="1" w:tplc="04090019" w:tentative="1">
+      <w:start w:val="1"/>
+      <w:numFmt w:val="lowerLetter"/>
+      <w:lvlText w:val="%2."/>
+      <w:lvlJc w:val="left"/>
+      <w:pPr>
+        <w:ind w:left="1440" w:hanging="360"/>
+      </w:pPr>
+    </w:lvl>
+    <w:lvl w:ilvl="2" w:tplc="0409001B" w:tentative="1">
+      <w:start w:val="1"/>
+      <w:numFmt w:val="lowerRoman"/>
+      <w:lvlText w:val="%3."/>
+      <w:lvlJc w:val="right"/>
+      <w:pPr>
+        <w:ind w:left="2160" w:hanging="180"/>
+      </w:pPr>
+    </w:lvl>
+    <w:lvl w:ilvl="3" w:tplc="0409000F" w:tentative="1">
+      <w:start w:val="1"/>
+      <w:numFmt w:val="decimal"/>
+      <w:lvlText w:val="%4."/>
+      <w:lvlJc w:val="left"/>
+      <w:pPr>
+        <w:ind w:left="2880" w:hanging="360"/>
+      </w:pPr>
+    </w:lvl>
+    <w:lvl w:ilvl="4" w:tplc="04090019" w:tentative="1">
+      <w:start w:val="1"/>
+      <w:numFmt w:val="lowerLetter"/>
+      <w:lvlText w:val="%5."/>
+      <w:lvlJc w:val="left"/>
+      <w:pPr>
+        <w:ind w:left="3600" w:hanging="360"/>
+      </w:pPr>
+    </w:lvl>
+    <w:lvl w:ilvl="5" w:tplc="0409001B" w:tentative="1">
+      <w:start w:val="1"/>
+      <w:numFmt w:val="lowerRoman"/>
+      <w:lvlText w:val="%6."/>
+      <w:lvlJc w:val="right"/>
+      <w:pPr>
+        <w:ind w:left="4320" w:hanging="180"/>
+      </w:pPr>
+    </w:lvl>
+    <w:lvl w:ilvl="6" w:tplc="0409000F" w:tentative="1">
+      <w:start w:val="1"/>
+      <w:numFmt w:val="decimal"/>
+      <w:lvlText w:val="%7."/>
+      <w:lvlJc w:val="left"/>
+      <w:pPr>
+        <w:ind w:left="5040" w:hanging="360"/>
+      </w:pPr>
+    </w:lvl>
+    <w:lvl w:ilvl="7" w:tplc="04090019" w:tentative="1">
+      <w:start w:val="1"/>
+      <w:numFmt w:val="lowerLetter"/>
+      <w:lvlText w:val="%8."/>
+      <w:lvlJc w:val="left"/>
+      <w:pPr>
+        <w:ind w:left="5760" w:hanging="360"/>
+      </w:pPr>
+    </w:lvl>
+    <w:lvl w:ilvl="8" w:tplc="0409001B" w:tentative="1">
+      <w:start w:val="1"/>
+      <w:numFmt w:val="lowerRoman"/>
+      <w:lvlText w:val="%9."/>
+      <w:lvlJc w:val="right"/>
+      <w:pPr>
+        <w:ind w:left="6480" w:hanging="180"/>
+      </w:pPr>
+    </w:lvl>
+  </w:abstractNum>
+  <w:abstractNum w:abstractNumId="8">
     <w:nsid w:val="60446214"/>
     <w:multiLevelType w:val="hybridMultilevel"/>
     <w:tmpl w:val="A37A01EC"/>
@@ -1196,7 +1206,7 @@
       </w:pPr>
     </w:lvl>
   </w:abstractNum>
-  <w:abstractNum w:abstractNumId="7">
+  <w:abstractNum w:abstractNumId="9">
     <w:nsid w:val="61A408FD"/>
     <w:multiLevelType w:val="hybridMultilevel"/>
     <w:tmpl w:val="FB1C203E"/>
@@ -1313,31 +1323,37 @@
     <w:abstractNumId w:val="1"/>
   </w:num>
   <w:num w:numId="2">
-    <w:abstractNumId w:val="7"/>
+    <w:abstractNumId w:val="9"/>
   </w:num>
   <w:num w:numId="3">
-    <w:abstractNumId w:val="4"/>
+    <w:abstractNumId w:val="5"/>
   </w:num>
   <w:num w:numId="4">
-    <w:abstractNumId w:val="2"/>
+    <w:abstractNumId w:val="3"/>
   </w:num>
   <w:num w:numId="5">
     <w:abstractNumId w:val="0"/>
   </w:num>
   <w:num w:numId="6">
-    <w:abstractNumId w:val="5"/>
+    <w:abstractNumId w:val="6"/>
   </w:num>
   <w:num w:numId="7">
-    <w:abstractNumId w:val="3"/>
+    <w:abstractNumId w:val="4"/>
   </w:num>
   <w:num w:numId="8">
-    <w:abstractNumId w:val="6"/>
+    <w:abstractNumId w:val="8"/>
+  </w:num>
+  <w:num w:numId="9">
+    <w:abstractNumId w:val="2"/>
+  </w:num>
+  <w:num w:numId="10">
+    <w:abstractNumId w:val="7"/>
   </w:num>
 </w:numbering>
 </file>
 
 <file path=word/styles.xml><?xml version="1.0" encoding="utf-8"?>
-<w:styles xmlns:mc="http://schemas.openxmlformats.org/markup-compatibility/2006" xmlns:r="http://schemas.openxmlformats.org/officeDocument/2006/relationships" xmlns:w="http://schemas.openxmlformats.org/wordprocessingml/2006/main" xmlns:w14="http://schemas.microsoft.com/office/word/2010/wordml" mc:Ignorable="w14">
+<w:styles xmlns:r="http://schemas.openxmlformats.org/officeDocument/2006/relationships" xmlns:w="http://schemas.openxmlformats.org/wordprocessingml/2006/main">
   <w:docDefaults>
     <w:rPrDefault>
       <w:rPr>
@@ -1492,6 +1508,7 @@
   <w:style w:type="paragraph" w:default="1" w:styleId="a">
     <w:name w:val="Normal"/>
     <w:qFormat/>
+    <w:rsid w:val="00C20B94"/>
     <w:pPr>
       <w:widowControl w:val="0"/>
       <w:jc w:val="both"/>
@@ -1508,6 +1525,7 @@
     <w:uiPriority w:val="99"/>
     <w:semiHidden/>
     <w:unhideWhenUsed/>
+    <w:qFormat/>
     <w:tblPr>
       <w:tblInd w:w="0" w:type="dxa"/>
       <w:tblCellMar>
@@ -1527,7 +1545,7 @@
   <w:style w:type="paragraph" w:styleId="a3">
     <w:name w:val="Balloon Text"/>
     <w:basedOn w:val="a"/>
-    <w:link w:val="Char"/>
+    <w:link w:val="a4"/>
     <w:uiPriority w:val="99"/>
     <w:semiHidden/>
     <w:unhideWhenUsed/>
@@ -1537,8 +1555,8 @@
       <w:szCs w:val="18"/>
     </w:rPr>
   </w:style>
-  <w:style w:type="character" w:customStyle="1" w:styleId="Char">
-    <w:name w:val="批注框文本 Char"/>
+  <w:style w:type="character" w:customStyle="1" w:styleId="a4">
+    <w:name w:val="Текст выноски Знак"/>
     <w:basedOn w:val="a0"/>
     <w:link w:val="a3"/>
     <w:uiPriority w:val="99"/>
@@ -1549,7 +1567,7 @@
       <w:szCs w:val="18"/>
     </w:rPr>
   </w:style>
-  <w:style w:type="paragraph" w:styleId="a4">
+  <w:style w:type="paragraph" w:styleId="a5">
     <w:name w:val="List Paragraph"/>
     <w:basedOn w:val="a"/>
     <w:uiPriority w:val="34"/>
@@ -1559,10 +1577,10 @@
       <w:ind w:firstLineChars="200" w:firstLine="420"/>
     </w:pPr>
   </w:style>
-  <w:style w:type="paragraph" w:styleId="a5">
+  <w:style w:type="paragraph" w:styleId="a6">
     <w:name w:val="header"/>
     <w:basedOn w:val="a"/>
-    <w:link w:val="Char0"/>
+    <w:link w:val="a7"/>
     <w:uiPriority w:val="99"/>
     <w:unhideWhenUsed/>
     <w:rsid w:val="009237A8"/>
@@ -1582,10 +1600,10 @@
       <w:szCs w:val="18"/>
     </w:rPr>
   </w:style>
-  <w:style w:type="character" w:customStyle="1" w:styleId="Char0">
-    <w:name w:val="页眉 Char"/>
+  <w:style w:type="character" w:customStyle="1" w:styleId="a7">
+    <w:name w:val="Верхний колонтитул Знак"/>
     <w:basedOn w:val="a0"/>
-    <w:link w:val="a5"/>
+    <w:link w:val="a6"/>
     <w:uiPriority w:val="99"/>
     <w:rsid w:val="009237A8"/>
     <w:rPr>
@@ -1593,10 +1611,10 @@
       <w:szCs w:val="18"/>
     </w:rPr>
   </w:style>
-  <w:style w:type="paragraph" w:styleId="a6">
+  <w:style w:type="paragraph" w:styleId="a8">
     <w:name w:val="footer"/>
     <w:basedOn w:val="a"/>
-    <w:link w:val="Char1"/>
+    <w:link w:val="a9"/>
     <w:uiPriority w:val="99"/>
     <w:unhideWhenUsed/>
     <w:rsid w:val="009237A8"/>
@@ -1613,10 +1631,10 @@
       <w:szCs w:val="18"/>
     </w:rPr>
   </w:style>
-  <w:style w:type="character" w:customStyle="1" w:styleId="Char1">
-    <w:name w:val="页脚 Char"/>
+  <w:style w:type="character" w:customStyle="1" w:styleId="a9">
+    <w:name w:val="Нижний колонтитул Знак"/>
     <w:basedOn w:val="a0"/>
-    <w:link w:val="a6"/>
+    <w:link w:val="a8"/>
     <w:uiPriority w:val="99"/>
     <w:rsid w:val="009237A8"/>
     <w:rPr>
@@ -1624,7 +1642,7 @@
       <w:szCs w:val="18"/>
     </w:rPr>
   </w:style>
-  <w:style w:type="character" w:styleId="a7">
+  <w:style w:type="character" w:styleId="aa">
     <w:name w:val="Hyperlink"/>
     <w:basedOn w:val="a0"/>
     <w:uiPriority w:val="99"/>
@@ -1635,7 +1653,7 @@
       <w:u w:val="single"/>
     </w:rPr>
   </w:style>
-  <w:style w:type="paragraph" w:styleId="a8">
+  <w:style w:type="paragraph" w:styleId="ab">
     <w:name w:val="Normal (Web)"/>
     <w:basedOn w:val="a"/>
     <w:uiPriority w:val="99"/>
@@ -1648,7 +1666,7 @@
       <w:jc w:val="left"/>
     </w:pPr>
     <w:rPr>
-      <w:rFonts w:ascii="宋体" w:eastAsia="宋体" w:hAnsi="宋体" w:cs="宋体"/>
+      <w:rFonts w:ascii="SimSun" w:eastAsia="SimSun" w:hAnsi="SimSun" w:cs="SimSun"/>
       <w:kern w:val="0"/>
       <w:sz w:val="24"/>
       <w:szCs w:val="24"/>
